--- a/wordings/downloads/Meridian_Travel_v1.0.0-DRAFT.docx
+++ b/wordings/downloads/Meridian_Travel_v1.0.0-DRAFT.docx
@@ -5818,7 +5818,7 @@
             <w:color w:val="2E5C4E"/>
             <w:u w:val="single"/>
           </w:rPr>
-          <w:t xml:space="preserve">the Pre-existing Conditions exclusion</w:t>
+          <w:t xml:space="preserve">The Pre-existing Conditions exclusion</w:t>
         </w:r>
       </w:hyperlink>
       <w:r>
@@ -5859,7 +5859,7 @@
             <w:color w:val="2E5C4E"/>
             <w:u w:val="single"/>
           </w:rPr>
-          <w:t xml:space="preserve">the Hazardous Activities exclusion</w:t>
+          <w:t xml:space="preserve">The Hazardous Activities exclusion</w:t>
         </w:r>
       </w:hyperlink>
       <w:r>
@@ -5916,7 +5916,7 @@
             <w:color w:val="2E5C4E"/>
             <w:u w:val="single"/>
           </w:rPr>
-          <w:t xml:space="preserve">the Hazardous Activities exclusion</w:t>
+          <w:t xml:space="preserve">The Hazardous Activities exclusion</w:t>
         </w:r>
       </w:hyperlink>
       <w:r>
@@ -5964,7 +5964,7 @@
             <w:color w:val="2E5C4E"/>
             <w:u w:val="single"/>
           </w:rPr>
-          <w:t xml:space="preserve">the Cancellation condition</w:t>
+          <w:t xml:space="preserve">The Cancellation condition</w:t>
         </w:r>
       </w:hyperlink>
       <w:r>
@@ -6076,7 +6076,7 @@
             <w:color w:val="2E5C4E"/>
             <w:u w:val="single"/>
           </w:rPr>
-          <w:t xml:space="preserve">the Business Travel exclusion</w:t>
+          <w:t xml:space="preserve">The Business Travel exclusion</w:t>
         </w:r>
       </w:hyperlink>
       <w:r>
@@ -6117,7 +6117,7 @@
             <w:color w:val="2E5C4E"/>
             <w:u w:val="single"/>
           </w:rPr>
-          <w:t xml:space="preserve">the Business Travel exclusion</w:t>
+          <w:t xml:space="preserve">The Business Travel exclusion</w:t>
         </w:r>
       </w:hyperlink>
       <w:r>
@@ -6254,7 +6254,7 @@
             <w:color w:val="2E5C4E"/>
             <w:u w:val="single"/>
           </w:rPr>
-          <w:t xml:space="preserve">the Epidemic or Pandemic exclusion</w:t>
+          <w:t xml:space="preserve">The Epidemic or Pandemic exclusion</w:t>
         </w:r>
       </w:hyperlink>
       <w:r>
